--- a/Análisis de Requisitos.docx
+++ b/Análisis de Requisitos.docx
@@ -8796,6 +8796,21 @@
     </w:p>
     <w:p>
       <w:pPr>
+        <w:numPr>
+          <w:ilvl w:val="0"/>
+          <w:numId w:val="37"/>
+        </w:numPr>
+        <w:ind w:left="720" w:hanging="360"/>
+      </w:pPr>
+      <w:r>
+        <w:rPr>
+          <w:rtl w:val="0"/>
+        </w:rPr>
+        <w:t xml:space="preserve">No existen las facturas simplificadas, cada factura debe ser igual a la otra, al menos, en formato. </w:t>
+      </w:r>
+    </w:p>
+    <w:p>
+      <w:pPr>
         <w:pStyle w:val="Heading1"/>
         <w:rPr>
           <w:b w:val="1"/>
@@ -8840,15 +8855,54 @@
         <w:rPr>
           <w:rtl w:val="0"/>
         </w:rPr>
-        <w:t xml:space="preserve">Así mismo, para su uso no se permiten correos personales ni de terceros, solo pertenecientes a TurbineH.</w:t>
-      </w:r>
-    </w:p>
-    <w:p>
-      <w:pPr>
-        <w:numPr>
-          <w:ilvl w:val="0"/>
+        <w:t xml:space="preserve">Así mismo, para su uso no se permiten correos personales ni de terceros, solo pertenecientes a </w:t>
+      </w:r>
+      <w:r>
+        <w:rPr>
+          <w:rtl w:val="0"/>
+        </w:rPr>
+        <w:t xml:space="preserve">TurbineH</w:t>
+      </w:r>
+      <w:r>
+        <w:rPr>
+          <w:rtl w:val="0"/>
+        </w:rPr>
+        <w:t xml:space="preserve">.</w:t>
+      </w:r>
+    </w:p>
+    <w:p>
+      <w:pPr>
+        <w:numPr>
+          <w:ilvl w:val="1"/>
           <w:numId w:val="45"/>
         </w:numPr>
+        <w:ind w:left="1440" w:hanging="360"/>
+      </w:pPr>
+      <w:r>
+        <w:rPr>
+          <w:rtl w:val="0"/>
+        </w:rPr>
+        <w:t xml:space="preserve">Tampoco implementa servicios fiscales como </w:t>
+      </w:r>
+      <w:r>
+        <w:rPr>
+          <w:rtl w:val="0"/>
+        </w:rPr>
+        <w:t xml:space="preserve">Verifactu</w:t>
+      </w:r>
+      <w:r>
+        <w:rPr>
+          <w:rtl w:val="0"/>
+        </w:rPr>
+        <w:t xml:space="preserve">.</w:t>
+      </w:r>
+    </w:p>
+    <w:p>
+      <w:pPr>
+        <w:numPr>
+          <w:ilvl w:val="0"/>
+          <w:numId w:val="45"/>
+        </w:numPr>
         <w:ind w:left="720" w:hanging="360"/>
       </w:pPr>
       <w:r>
@@ -8871,21 +8925,6 @@
           <w:rtl w:val="0"/>
         </w:rPr>
         <w:t xml:space="preserve">El sistema no debe tener ningún tipo de comunicación interna como chats privados, foros, etc.</w:t>
-      </w:r>
-    </w:p>
-    <w:p>
-      <w:pPr>
-        <w:numPr>
-          <w:ilvl w:val="0"/>
-          <w:numId w:val="45"/>
-        </w:numPr>
-        <w:ind w:left="720" w:hanging="360"/>
-      </w:pPr>
-      <w:r>
-        <w:rPr>
-          <w:rtl w:val="0"/>
-        </w:rPr>
-        <w:t xml:space="preserve">A la hora del diseño y producción del sistema, al cliente, personalmente, no le importa si se hace uso de la IA, pero si algo puede resolverse con ingeniería tradicional, que así sea.</w:t>
       </w:r>
     </w:p>
     <w:p>
